--- a/examples/submissions/threat-model-team-aegis.docx
+++ b/examples/submissions/threat-model-team-aegis.docx
@@ -114,7 +114,7 @@
         <w:pStyle w:val="ListBullet"/>
       </w:pPr>
       <w:r>
-        <w:t>Hospital EMR/HIS — separate procurement and governance; modelled as a partially-trusted external system</w:t>
+        <w:t>Hospital EMR/HIS — separate procurement and governance; modelled as a partially-trusted external system (boundary TB-6). We do not own it, but we validate all data crossing the EMR interface as untrusted input</w:t>
       </w:r>
     </w:p>
     <w:p>
@@ -1087,6 +1087,78 @@
                 <w:sz w:val="20"/>
               </w:rPr>
               <w:t>Internet-facing</w:t>
+            </w:r>
+          </w:p>
+        </w:tc>
+      </w:tr>
+      <w:tr>
+        <w:tc>
+          <w:tcPr>
+            <w:tcW w:type="dxa" w:w="1728"/>
+          </w:tcPr>
+          <w:p>
+            <w:r/>
+            <w:r>
+              <w:rPr>
+                <w:sz w:val="20"/>
+              </w:rPr>
+              <w:t>Workstation ↔ Hospital EMR (TB-6)</w:t>
+            </w:r>
+          </w:p>
+        </w:tc>
+        <w:tc>
+          <w:tcPr>
+            <w:tcW w:type="dxa" w:w="1728"/>
+          </w:tcPr>
+          <w:p>
+            <w:r/>
+            <w:r>
+              <w:rPr>
+                <w:sz w:val="20"/>
+              </w:rPr>
+              <w:t>HL7 FHIR over HTTPS</w:t>
+            </w:r>
+          </w:p>
+        </w:tc>
+        <w:tc>
+          <w:tcPr>
+            <w:tcW w:type="dxa" w:w="1728"/>
+          </w:tcPr>
+          <w:p>
+            <w:r/>
+            <w:r>
+              <w:rPr>
+                <w:sz w:val="20"/>
+              </w:rPr>
+              <w:t>OAuth 2.0</w:t>
+            </w:r>
+          </w:p>
+        </w:tc>
+        <w:tc>
+          <w:tcPr>
+            <w:tcW w:type="dxa" w:w="1728"/>
+          </w:tcPr>
+          <w:p>
+            <w:r/>
+            <w:r>
+              <w:rPr>
+                <w:sz w:val="20"/>
+              </w:rPr>
+              <w:t>TLS 1.3</w:t>
+            </w:r>
+          </w:p>
+        </w:tc>
+        <w:tc>
+          <w:tcPr>
+            <w:tcW w:type="dxa" w:w="1728"/>
+          </w:tcPr>
+          <w:p>
+            <w:r/>
+            <w:r>
+              <w:rPr>
+                <w:sz w:val="20"/>
+              </w:rPr>
+              <w:t>Partially-trusted external system</w:t>
             </w:r>
           </w:p>
         </w:tc>
@@ -2295,6 +2367,78 @@
           </w:p>
         </w:tc>
       </w:tr>
+      <w:tr>
+        <w:tc>
+          <w:tcPr>
+            <w:tcW w:type="dxa" w:w="1728"/>
+          </w:tcPr>
+          <w:p>
+            <w:r/>
+            <w:r>
+              <w:rPr>
+                <w:sz w:val="20"/>
+              </w:rPr>
+              <w:t>S-11</w:t>
+            </w:r>
+          </w:p>
+        </w:tc>
+        <w:tc>
+          <w:tcPr>
+            <w:tcW w:type="dxa" w:w="1728"/>
+          </w:tcPr>
+          <w:p>
+            <w:r/>
+            <w:r>
+              <w:rPr>
+                <w:sz w:val="20"/>
+              </w:rPr>
+              <w:t>External attacker (via hospital EMR)</w:t>
+            </w:r>
+          </w:p>
+        </w:tc>
+        <w:tc>
+          <w:tcPr>
+            <w:tcW w:type="dxa" w:w="1728"/>
+          </w:tcPr>
+          <w:p>
+            <w:r/>
+            <w:r>
+              <w:rPr>
+                <w:sz w:val="20"/>
+              </w:rPr>
+              <w:t>As an attacker who has compromised the partially-trusted hospital EMR, I want to send malformed HL7 FHIR messages across the EMR interface to the workstation, so that I exploit a parser flaw to run code or feed corrupted patient/order data into a scan.</w:t>
+            </w:r>
+          </w:p>
+        </w:tc>
+        <w:tc>
+          <w:tcPr>
+            <w:tcW w:type="dxa" w:w="1728"/>
+          </w:tcPr>
+          <w:p>
+            <w:r/>
+            <w:r>
+              <w:rPr>
+                <w:sz w:val="20"/>
+              </w:rPr>
+              <w:t>Workstation ↔ EMR (TB-6)</w:t>
+            </w:r>
+          </w:p>
+        </w:tc>
+        <w:tc>
+          <w:tcPr>
+            <w:tcW w:type="dxa" w:w="1728"/>
+          </w:tcPr>
+          <w:p>
+            <w:r/>
+            <w:r>
+              <w:rPr>
+                <w:sz w:val="20"/>
+              </w:rPr>
+              <w:t>S</w:t>
+            </w:r>
+          </w:p>
+        </w:tc>
+      </w:tr>
     </w:tbl>
     <w:p/>
     <w:p>
@@ -3599,6 +3743,120 @@
           </w:p>
         </w:tc>
       </w:tr>
+      <w:tr>
+        <w:tc>
+          <w:tcPr>
+            <w:tcW w:type="dxa" w:w="1080"/>
+          </w:tcPr>
+          <w:p>
+            <w:r/>
+            <w:r>
+              <w:rPr>
+                <w:sz w:val="20"/>
+              </w:rPr>
+              <w:t>S-11</w:t>
+            </w:r>
+          </w:p>
+        </w:tc>
+        <w:tc>
+          <w:tcPr>
+            <w:tcW w:type="dxa" w:w="1080"/>
+          </w:tcPr>
+          <w:p>
+            <w:r/>
+            <w:r>
+              <w:rPr>
+                <w:sz w:val="20"/>
+              </w:rPr>
+              <w:t>2</w:t>
+            </w:r>
+          </w:p>
+        </w:tc>
+        <w:tc>
+          <w:tcPr>
+            <w:tcW w:type="dxa" w:w="1080"/>
+          </w:tcPr>
+          <w:p>
+            <w:r/>
+            <w:r>
+              <w:rPr>
+                <w:sz w:val="20"/>
+              </w:rPr>
+              <w:t>EMR is partially-trusted and outside our control; HL7/FHIR parser flaws are a known class</w:t>
+            </w:r>
+          </w:p>
+        </w:tc>
+        <w:tc>
+          <w:tcPr>
+            <w:tcW w:type="dxa" w:w="1080"/>
+          </w:tcPr>
+          <w:p>
+            <w:r/>
+            <w:r>
+              <w:rPr>
+                <w:sz w:val="20"/>
+              </w:rPr>
+              <w:t>3</w:t>
+            </w:r>
+          </w:p>
+        </w:tc>
+        <w:tc>
+          <w:tcPr>
+            <w:tcW w:type="dxa" w:w="1080"/>
+          </w:tcPr>
+          <w:p>
+            <w:r/>
+            <w:r>
+              <w:rPr>
+                <w:sz w:val="20"/>
+              </w:rPr>
+              <w:t>Code execution on the workstation or corrupted order data used during a scan</w:t>
+            </w:r>
+          </w:p>
+        </w:tc>
+        <w:tc>
+          <w:tcPr>
+            <w:tcW w:type="dxa" w:w="1080"/>
+          </w:tcPr>
+          <w:p>
+            <w:r/>
+            <w:r>
+              <w:rPr>
+                <w:sz w:val="20"/>
+              </w:rPr>
+              <w:t>6</w:t>
+            </w:r>
+          </w:p>
+        </w:tc>
+        <w:tc>
+          <w:tcPr>
+            <w:tcW w:type="dxa" w:w="1080"/>
+          </w:tcPr>
+          <w:p>
+            <w:r/>
+            <w:r>
+              <w:rPr>
+                <w:sz w:val="20"/>
+              </w:rPr>
+              <w:t>Yes</w:t>
+            </w:r>
+          </w:p>
+        </w:tc>
+        <w:tc>
+          <w:tcPr>
+            <w:tcW w:type="dxa" w:w="1080"/>
+          </w:tcPr>
+          <w:p>
+            <w:r/>
+            <w:r>
+              <w:rPr>
+                <w:sz w:val="20"/>
+              </w:rPr>
+              <w:t>High</w:t>
+            </w:r>
+          </w:p>
+        </w:tc>
+      </w:tr>
     </w:tbl>
     <w:p/>
     <w:p>
@@ -4239,6 +4497,92 @@
                 <w:sz w:val="20"/>
               </w:rPr>
               <w:t>Software change</w:t>
+            </w:r>
+          </w:p>
+        </w:tc>
+      </w:tr>
+      <w:tr>
+        <w:tc>
+          <w:tcPr>
+            <w:tcW w:type="dxa" w:w="1440"/>
+          </w:tcPr>
+          <w:p>
+            <w:r/>
+            <w:r>
+              <w:rPr>
+                <w:sz w:val="20"/>
+              </w:rPr>
+              <w:t>M-07</w:t>
+            </w:r>
+          </w:p>
+        </w:tc>
+        <w:tc>
+          <w:tcPr>
+            <w:tcW w:type="dxa" w:w="1440"/>
+          </w:tcPr>
+          <w:p>
+            <w:r/>
+            <w:r>
+              <w:rPr>
+                <w:sz w:val="20"/>
+              </w:rPr>
+              <w:t>S-11</w:t>
+            </w:r>
+          </w:p>
+        </w:tc>
+        <w:tc>
+          <w:tcPr>
+            <w:tcW w:type="dxa" w:w="1440"/>
+          </w:tcPr>
+          <w:p>
+            <w:r/>
+            <w:r>
+              <w:rPr>
+                <w:sz w:val="20"/>
+              </w:rPr>
+              <w:t>Preventive</w:t>
+            </w:r>
+          </w:p>
+        </w:tc>
+        <w:tc>
+          <w:tcPr>
+            <w:tcW w:type="dxa" w:w="1440"/>
+          </w:tcPr>
+          <w:p>
+            <w:r/>
+            <w:r>
+              <w:rPr>
+                <w:sz w:val="20"/>
+              </w:rPr>
+              <w:t>Treat the EMR interface (TB-6) as untrusted input: strict HL7 FHIR schema validation and sanitisation, run the FHIR parser in a sandboxed least-privilege process, and mutually authenticate the connection (OAuth 2.0 + pinned TLS)</w:t>
+            </w:r>
+          </w:p>
+        </w:tc>
+        <w:tc>
+          <w:tcPr>
+            <w:tcW w:type="dxa" w:w="1440"/>
+          </w:tcPr>
+          <w:p>
+            <w:r/>
+            <w:r>
+              <w:rPr>
+                <w:sz w:val="20"/>
+              </w:rPr>
+              <w:t>Zero-day parser flaws remain until patched; a fully compromised EMR can still send well-formed but false data</w:t>
+            </w:r>
+          </w:p>
+        </w:tc>
+        <w:tc>
+          <w:tcPr>
+            <w:tcW w:type="dxa" w:w="1440"/>
+          </w:tcPr>
+          <w:p>
+            <w:r/>
+            <w:r>
+              <w:rPr>
+                <w:sz w:val="20"/>
+              </w:rPr>
+              <w:t>Software change — add interface fuzzing to design verification</w:t>
             </w:r>
           </w:p>
         </w:tc>
